--- a/arb/docx/64.content.docx
+++ b/arb/docx/64.content.docx
@@ -147,13 +147,6 @@
         <w:rPr>
           <w:lang w:val="ar_AE" w:bidi="ar_AE"/>
         </w:rPr>
-      </w:r>
-      <w:r>
-        <w:rPr>
-          <w:i/>
-          <w:lang w:val="ar_AE" w:bidi="ar_AE"/>
-        </w:rPr>
-        <w:t>٣ يوحَنَّا ١:١, ٣ يوحَنَّا ١:١ (#٢), ٣ يوحَنَّا ١: ٢, ٣ يوحَنَّا ١: ٤, ٣ يوحنا ١: ٥, ٣ يوحنا ١: ٦, ٣ يوحَنَّا ١: ٧, ٣ يوحَنَّا ١: ٨, ٣ يوحَنَّا ١: ٩, ٣ يوحنا ١: ٩ (#٢), ٣ يوحَنَّا ١: ١٠, ٣ يوحَنَّا ١: ١٠ (#٢), ٣ يوحَنَّا ١: ١٠ (#٣), 3 يوحنا 1: 11, ٣ يوحَنَّا ١: ١٤</w:t>
       </w:r>
       <w:r>
         <w:rPr>

--- a/arb/docx/64.content.docx
+++ b/arb/docx/64.content.docx
@@ -132,21 +132,6 @@
           <w:lang w:val="ar_AE" w:bidi="ar_AE"/>
         </w:rPr>
         <w:t>3JN</w:t>
-      </w:r>
-      <w:r>
-        <w:rPr>
-          <w:lang w:val="ar_AE" w:bidi="ar_AE"/>
-        </w:rPr>
-      </w:r>
-    </w:p>
-    <w:p>
-      <w:pPr>
-        <w:bidi/>
-      </w:pPr>
-      <w:r>
-        <w:rPr>
-          <w:lang w:val="ar_AE" w:bidi="ar_AE"/>
-        </w:rPr>
       </w:r>
       <w:r>
         <w:rPr>

--- a/arb/docx/64.content.docx
+++ b/arb/docx/64.content.docx
@@ -22,7 +22,7 @@
         <w:rPr>
           <w:lang w:val="ar_AE" w:bidi="ar_AE"/>
         </w:rPr>
-        <w:t>Resource: أسئلة الترجمة (unfoldingWord)</w:t>
+        <w:t>Resource: unfoldingWord® Translation Questions</w:t>
       </w:r>
       <w:r>
         <w:rPr>
@@ -91,7 +91,7 @@
         <w:rPr>
           <w:lang w:val="ar_AE" w:bidi="ar_AE"/>
         </w:rPr>
-        <w:t>أسئلة الترجمة (unfoldingWord)</w:t>
+        <w:t>unfoldingWord® Translation Questions</w:t>
       </w:r>
     </w:p>
     <w:p>

--- a/arb/docx/64.content.docx
+++ b/arb/docx/64.content.docx
@@ -9,6 +9,8 @@
       </w:pPr>
       <w:r>
         <w:rPr>
+          <w:rtl/>
+          <w:cs/>
           <w:lang w:val="ar_AE" w:bidi="ar_AE"/>
         </w:rPr>
       </w:r>
@@ -20,64 +22,84 @@
       </w:pPr>
       <w:r>
         <w:rPr>
+          <w:rtl/>
+          <w:cs/>
           <w:lang w:val="ar_AE" w:bidi="ar_AE"/>
         </w:rPr>
         <w:t>Resource: unfoldingWord® Translation Questions</w:t>
       </w:r>
       <w:r>
         <w:rPr>
-          <w:lang w:val="ar_AE" w:bidi="ar_AE"/>
-        </w:rPr>
-      </w:r>
-    </w:p>
-    <w:p>
-      <w:pPr>
-        <w:bidi/>
-      </w:pPr>
-      <w:r>
-        <w:rPr>
+          <w:rtl/>
+          <w:cs/>
+          <w:lang w:val="ar_AE" w:bidi="ar_AE"/>
+        </w:rPr>
+      </w:r>
+    </w:p>
+    <w:p>
+      <w:pPr>
+        <w:bidi/>
+      </w:pPr>
+      <w:r>
+        <w:rPr>
+          <w:rtl/>
+          <w:cs/>
           <w:lang w:val="ar_AE" w:bidi="ar_AE"/>
         </w:rPr>
       </w:r>
       <w:r>
         <w:rPr>
           <w:b/>
+          <w:rtl/>
+          <w:cs/>
           <w:lang w:val="ar_AE" w:bidi="ar_AE"/>
         </w:rPr>
         <w:t>unfoldingWord® Translation Questions</w:t>
       </w:r>
       <w:r>
         <w:rPr>
+          <w:rtl/>
+          <w:cs/>
           <w:lang w:val="ar_AE" w:bidi="ar_AE"/>
         </w:rPr>
         <w:t xml:space="preserve"> © 2022 unfoldingWord. Released under CC BY-SA 4.0 license. </w:t>
       </w:r>
       <w:r>
         <w:rPr>
+          <w:rtl/>
+          <w:cs/>
           <w:lang w:val="ar_AE" w:bidi="ar_AE"/>
         </w:rPr>
         <w:t>unfoldingWord® Translation Questions</w:t>
       </w:r>
       <w:r>
         <w:rPr>
+          <w:rtl/>
+          <w:cs/>
           <w:lang w:val="ar_AE" w:bidi="ar_AE"/>
         </w:rPr>
         <w:t xml:space="preserve"> has been adapted in the following languages: Tok Pisin, Arabic (عربي), French (Français), Hindi (हिंदी), Indonesian (Bahasa Indonesia), Portuguese (Português), Russian (Русский), Spanish (Español), Swahili (Kiswahili), and Simplified Chinese (简体中文) from </w:t>
       </w:r>
       <w:r>
         <w:rPr>
+          <w:rtl/>
+          <w:cs/>
           <w:lang w:val="ar_AE" w:bidi="ar_AE"/>
         </w:rPr>
         <w:t>unfoldingWord® Translation Questions</w:t>
       </w:r>
       <w:r>
         <w:rPr>
+          <w:rtl/>
+          <w:cs/>
           <w:lang w:val="ar_AE" w:bidi="ar_AE"/>
         </w:rPr>
         <w:t xml:space="preserve"> © 2022 unfoldingWord. Released under CC BY-SA 4.0 license by Mission Mutual</w:t>
       </w:r>
       <w:r>
         <w:rPr>
+          <w:rtl/>
+          <w:cs/>
           <w:lang w:val="ar_AE" w:bidi="ar_AE"/>
         </w:rPr>
       </w:r>
@@ -89,6 +111,8 @@
       </w:pPr>
       <w:r>
         <w:rPr>
+          <w:rtl/>
+          <w:cs/>
           <w:lang w:val="ar_AE" w:bidi="ar_AE"/>
         </w:rPr>
         <w:t>unfoldingWord® Translation Questions</w:t>
@@ -118,6 +142,8 @@
       </w:pPr>
       <w:r>
         <w:rPr>
+          <w:rtl/>
+          <w:cs/>
           <w:lang w:val="ar_AE" w:bidi="ar_AE"/>
         </w:rPr>
       </w:r>
@@ -129,38 +155,50 @@
       </w:pPr>
       <w:r>
         <w:rPr>
+          <w:rtl/>
+          <w:cs/>
           <w:lang w:val="ar_AE" w:bidi="ar_AE"/>
         </w:rPr>
         <w:t>3JN</w:t>
       </w:r>
       <w:r>
         <w:rPr>
-          <w:lang w:val="ar_AE" w:bidi="ar_AE"/>
-        </w:rPr>
-      </w:r>
-    </w:p>
-    <w:p>
-      <w:pPr>
-        <w:bidi/>
-      </w:pPr>
-      <w:r>
-        <w:rPr>
-          <w:lang w:val="ar_AE" w:bidi="ar_AE"/>
-        </w:rPr>
-      </w:r>
-      <w:r>
-        <w:rPr>
+          <w:rtl/>
+          <w:cs/>
+          <w:lang w:val="ar_AE" w:bidi="ar_AE"/>
+        </w:rPr>
+      </w:r>
+    </w:p>
+    <w:p>
+      <w:pPr>
+        <w:bidi/>
+      </w:pPr>
+      <w:r>
+        <w:rPr>
+          <w:rtl/>
+          <w:cs/>
+          <w:lang w:val="ar_AE" w:bidi="ar_AE"/>
+        </w:rPr>
+      </w:r>
+      <w:r>
+        <w:rPr>
+          <w:rtl/>
+          <w:cs/>
           <w:lang w:val="ar_AE" w:bidi="ar_AE"/>
         </w:rPr>
         <w:t xml:space="preserve"> </w:t>
       </w:r>
       <w:r>
         <w:rPr>
-          <w:lang w:val="ar_AE" w:bidi="ar_AE"/>
-        </w:rPr>
-      </w:r>
-      <w:r>
-        <w:rPr>
+          <w:rtl/>
+          <w:cs/>
+          <w:lang w:val="ar_AE" w:bidi="ar_AE"/>
+        </w:rPr>
+      </w:r>
+      <w:r>
+        <w:rPr>
+          <w:rtl/>
+          <w:cs/>
           <w:lang w:val="ar_AE" w:bidi="ar_AE"/>
         </w:rPr>
       </w:r>
@@ -186,6 +224,8 @@
       </w:pPr>
       <w:r>
         <w:rPr>
+          <w:rtl/>
+          <w:cs/>
           <w:lang w:val="ar_AE" w:bidi="ar_AE"/>
         </w:rPr>
       </w:r>
@@ -197,28 +237,36 @@
       </w:pPr>
       <w:r>
         <w:rPr>
+          <w:rtl/>
+          <w:cs/>
           <w:lang w:val="ar_AE" w:bidi="ar_AE"/>
         </w:rPr>
         <w:t>٣ يوحَنَّا ١:١</w:t>
       </w:r>
       <w:r>
         <w:rPr>
-          <w:lang w:val="ar_AE" w:bidi="ar_AE"/>
-        </w:rPr>
-      </w:r>
-    </w:p>
-    <w:p>
-      <w:pPr>
-        <w:bidi/>
-      </w:pPr>
-      <w:r>
-        <w:rPr>
+          <w:rtl/>
+          <w:cs/>
+          <w:lang w:val="ar_AE" w:bidi="ar_AE"/>
+        </w:rPr>
+      </w:r>
+    </w:p>
+    <w:p>
+      <w:pPr>
+        <w:bidi/>
+      </w:pPr>
+      <w:r>
+        <w:rPr>
+          <w:rtl/>
+          <w:cs/>
           <w:lang w:val="ar_AE" w:bidi="ar_AE"/>
         </w:rPr>
       </w:r>
       <w:r>
         <w:rPr>
           <w:b/>
+          <w:rtl/>
+          <w:cs/>
           <w:lang w:val="ar_AE" w:bidi="ar_AE"/>
         </w:rPr>
         <w:t>بأي لقب يُقدم الكاتب يوحَنَّا نفسه في هذه الرسالة؟</w:t>
@@ -230,32 +278,42 @@
       </w:pPr>
       <w:r>
         <w:rPr>
-          <w:lang w:val="ar_AE" w:bidi="ar_AE"/>
-        </w:rPr>
-      </w:r>
-      <w:r>
-        <w:rPr>
+          <w:rtl/>
+          <w:cs/>
+          <w:lang w:val="ar_AE" w:bidi="ar_AE"/>
+        </w:rPr>
+      </w:r>
+      <w:r>
+        <w:rPr>
+          <w:rtl/>
+          <w:cs/>
           <w:lang w:val="ar_AE" w:bidi="ar_AE"/>
         </w:rPr>
         <w:t>يُقدم يوحَنَّا نفسه بلقب: "الشيخ".</w:t>
       </w:r>
       <w:r>
         <w:rPr>
-          <w:lang w:val="ar_AE" w:bidi="ar_AE"/>
-        </w:rPr>
-      </w:r>
-      <w:r>
-        <w:rPr>
-          <w:lang w:val="ar_AE" w:bidi="ar_AE"/>
-        </w:rPr>
-      </w:r>
-    </w:p>
-    <w:p>
-      <w:pPr>
-        <w:bidi/>
-      </w:pPr>
-      <w:r>
-        <w:rPr>
+          <w:rtl/>
+          <w:cs/>
+          <w:lang w:val="ar_AE" w:bidi="ar_AE"/>
+        </w:rPr>
+      </w:r>
+      <w:r>
+        <w:rPr>
+          <w:rtl/>
+          <w:cs/>
+          <w:lang w:val="ar_AE" w:bidi="ar_AE"/>
+        </w:rPr>
+      </w:r>
+    </w:p>
+    <w:p>
+      <w:pPr>
+        <w:bidi/>
+      </w:pPr>
+      <w:r>
+        <w:rPr>
+          <w:rtl/>
+          <w:cs/>
           <w:lang w:val="ar_AE" w:bidi="ar_AE"/>
         </w:rPr>
       </w:r>
@@ -267,28 +325,36 @@
       </w:pPr>
       <w:r>
         <w:rPr>
+          <w:rtl/>
+          <w:cs/>
           <w:lang w:val="ar_AE" w:bidi="ar_AE"/>
         </w:rPr>
         <w:t>٣ يوحَنَّا ١:١ (#٢)</w:t>
       </w:r>
       <w:r>
         <w:rPr>
-          <w:lang w:val="ar_AE" w:bidi="ar_AE"/>
-        </w:rPr>
-      </w:r>
-    </w:p>
-    <w:p>
-      <w:pPr>
-        <w:bidi/>
-      </w:pPr>
-      <w:r>
-        <w:rPr>
+          <w:rtl/>
+          <w:cs/>
+          <w:lang w:val="ar_AE" w:bidi="ar_AE"/>
+        </w:rPr>
+      </w:r>
+    </w:p>
+    <w:p>
+      <w:pPr>
+        <w:bidi/>
+      </w:pPr>
+      <w:r>
+        <w:rPr>
+          <w:rtl/>
+          <w:cs/>
           <w:lang w:val="ar_AE" w:bidi="ar_AE"/>
         </w:rPr>
       </w:r>
       <w:r>
         <w:rPr>
           <w:b/>
+          <w:rtl/>
+          <w:cs/>
           <w:lang w:val="ar_AE" w:bidi="ar_AE"/>
         </w:rPr>
         <w:t>ما العَلاقة بين يوحَنَّا وغَايُس، الذي يتلقَّى هذه الرسالة؟</w:t>
@@ -300,32 +366,42 @@
       </w:pPr>
       <w:r>
         <w:rPr>
-          <w:lang w:val="ar_AE" w:bidi="ar_AE"/>
-        </w:rPr>
-      </w:r>
-      <w:r>
-        <w:rPr>
+          <w:rtl/>
+          <w:cs/>
+          <w:lang w:val="ar_AE" w:bidi="ar_AE"/>
+        </w:rPr>
+      </w:r>
+      <w:r>
+        <w:rPr>
+          <w:rtl/>
+          <w:cs/>
           <w:lang w:val="ar_AE" w:bidi="ar_AE"/>
         </w:rPr>
         <w:t>يُحب يوحَنَّا غَايُس بالحَق.</w:t>
       </w:r>
       <w:r>
         <w:rPr>
-          <w:lang w:val="ar_AE" w:bidi="ar_AE"/>
-        </w:rPr>
-      </w:r>
-      <w:r>
-        <w:rPr>
-          <w:lang w:val="ar_AE" w:bidi="ar_AE"/>
-        </w:rPr>
-      </w:r>
-    </w:p>
-    <w:p>
-      <w:pPr>
-        <w:bidi/>
-      </w:pPr>
-      <w:r>
-        <w:rPr>
+          <w:rtl/>
+          <w:cs/>
+          <w:lang w:val="ar_AE" w:bidi="ar_AE"/>
+        </w:rPr>
+      </w:r>
+      <w:r>
+        <w:rPr>
+          <w:rtl/>
+          <w:cs/>
+          <w:lang w:val="ar_AE" w:bidi="ar_AE"/>
+        </w:rPr>
+      </w:r>
+    </w:p>
+    <w:p>
+      <w:pPr>
+        <w:bidi/>
+      </w:pPr>
+      <w:r>
+        <w:rPr>
+          <w:rtl/>
+          <w:cs/>
           <w:lang w:val="ar_AE" w:bidi="ar_AE"/>
         </w:rPr>
       </w:r>
@@ -337,28 +413,36 @@
       </w:pPr>
       <w:r>
         <w:rPr>
+          <w:rtl/>
+          <w:cs/>
           <w:lang w:val="ar_AE" w:bidi="ar_AE"/>
         </w:rPr>
         <w:t>٣ يوحَنَّا ١: ٢</w:t>
       </w:r>
       <w:r>
         <w:rPr>
-          <w:lang w:val="ar_AE" w:bidi="ar_AE"/>
-        </w:rPr>
-      </w:r>
-    </w:p>
-    <w:p>
-      <w:pPr>
-        <w:bidi/>
-      </w:pPr>
-      <w:r>
-        <w:rPr>
+          <w:rtl/>
+          <w:cs/>
+          <w:lang w:val="ar_AE" w:bidi="ar_AE"/>
+        </w:rPr>
+      </w:r>
+    </w:p>
+    <w:p>
+      <w:pPr>
+        <w:bidi/>
+      </w:pPr>
+      <w:r>
+        <w:rPr>
+          <w:rtl/>
+          <w:cs/>
           <w:lang w:val="ar_AE" w:bidi="ar_AE"/>
         </w:rPr>
       </w:r>
       <w:r>
         <w:rPr>
           <w:b/>
+          <w:rtl/>
+          <w:cs/>
           <w:lang w:val="ar_AE" w:bidi="ar_AE"/>
         </w:rPr>
         <w:t>لأي شيء يصلي يوحَنَّا بخصوص غَايُس؟</w:t>
@@ -370,32 +454,42 @@
       </w:pPr>
       <w:r>
         <w:rPr>
-          <w:lang w:val="ar_AE" w:bidi="ar_AE"/>
-        </w:rPr>
-      </w:r>
-      <w:r>
-        <w:rPr>
+          <w:rtl/>
+          <w:cs/>
+          <w:lang w:val="ar_AE" w:bidi="ar_AE"/>
+        </w:rPr>
+      </w:r>
+      <w:r>
+        <w:rPr>
+          <w:rtl/>
+          <w:cs/>
           <w:lang w:val="ar_AE" w:bidi="ar_AE"/>
         </w:rPr>
         <w:t>يصلِّي يوحَنَّا أنْ ينجح غَايُس في كل شيء ويكون صحيحًا، كما أنَّ نفسه ناجحة.</w:t>
       </w:r>
       <w:r>
         <w:rPr>
-          <w:lang w:val="ar_AE" w:bidi="ar_AE"/>
-        </w:rPr>
-      </w:r>
-      <w:r>
-        <w:rPr>
-          <w:lang w:val="ar_AE" w:bidi="ar_AE"/>
-        </w:rPr>
-      </w:r>
-    </w:p>
-    <w:p>
-      <w:pPr>
-        <w:bidi/>
-      </w:pPr>
-      <w:r>
-        <w:rPr>
+          <w:rtl/>
+          <w:cs/>
+          <w:lang w:val="ar_AE" w:bidi="ar_AE"/>
+        </w:rPr>
+      </w:r>
+      <w:r>
+        <w:rPr>
+          <w:rtl/>
+          <w:cs/>
+          <w:lang w:val="ar_AE" w:bidi="ar_AE"/>
+        </w:rPr>
+      </w:r>
+    </w:p>
+    <w:p>
+      <w:pPr>
+        <w:bidi/>
+      </w:pPr>
+      <w:r>
+        <w:rPr>
+          <w:rtl/>
+          <w:cs/>
           <w:lang w:val="ar_AE" w:bidi="ar_AE"/>
         </w:rPr>
       </w:r>
@@ -407,28 +501,36 @@
       </w:pPr>
       <w:r>
         <w:rPr>
+          <w:rtl/>
+          <w:cs/>
           <w:lang w:val="ar_AE" w:bidi="ar_AE"/>
         </w:rPr>
         <w:t>٣ يوحَنَّا ١: ٤</w:t>
       </w:r>
       <w:r>
         <w:rPr>
-          <w:lang w:val="ar_AE" w:bidi="ar_AE"/>
-        </w:rPr>
-      </w:r>
-    </w:p>
-    <w:p>
-      <w:pPr>
-        <w:bidi/>
-      </w:pPr>
-      <w:r>
-        <w:rPr>
+          <w:rtl/>
+          <w:cs/>
+          <w:lang w:val="ar_AE" w:bidi="ar_AE"/>
+        </w:rPr>
+      </w:r>
+    </w:p>
+    <w:p>
+      <w:pPr>
+        <w:bidi/>
+      </w:pPr>
+      <w:r>
+        <w:rPr>
+          <w:rtl/>
+          <w:cs/>
           <w:lang w:val="ar_AE" w:bidi="ar_AE"/>
         </w:rPr>
       </w:r>
       <w:r>
         <w:rPr>
           <w:b/>
+          <w:rtl/>
+          <w:cs/>
           <w:lang w:val="ar_AE" w:bidi="ar_AE"/>
         </w:rPr>
         <w:t>ما أعظم فرح ليوحَنَّا؟</w:t>
@@ -440,32 +542,42 @@
       </w:pPr>
       <w:r>
         <w:rPr>
-          <w:lang w:val="ar_AE" w:bidi="ar_AE"/>
-        </w:rPr>
-      </w:r>
-      <w:r>
-        <w:rPr>
+          <w:rtl/>
+          <w:cs/>
+          <w:lang w:val="ar_AE" w:bidi="ar_AE"/>
+        </w:rPr>
+      </w:r>
+      <w:r>
+        <w:rPr>
+          <w:rtl/>
+          <w:cs/>
           <w:lang w:val="ar_AE" w:bidi="ar_AE"/>
         </w:rPr>
         <w:t>أعظم فرح ليوحَنَّا أنْ يسمع أنَّ أولاده يسلكون في الحق.</w:t>
       </w:r>
       <w:r>
         <w:rPr>
-          <w:lang w:val="ar_AE" w:bidi="ar_AE"/>
-        </w:rPr>
-      </w:r>
-      <w:r>
-        <w:rPr>
-          <w:lang w:val="ar_AE" w:bidi="ar_AE"/>
-        </w:rPr>
-      </w:r>
-    </w:p>
-    <w:p>
-      <w:pPr>
-        <w:bidi/>
-      </w:pPr>
-      <w:r>
-        <w:rPr>
+          <w:rtl/>
+          <w:cs/>
+          <w:lang w:val="ar_AE" w:bidi="ar_AE"/>
+        </w:rPr>
+      </w:r>
+      <w:r>
+        <w:rPr>
+          <w:rtl/>
+          <w:cs/>
+          <w:lang w:val="ar_AE" w:bidi="ar_AE"/>
+        </w:rPr>
+      </w:r>
+    </w:p>
+    <w:p>
+      <w:pPr>
+        <w:bidi/>
+      </w:pPr>
+      <w:r>
+        <w:rPr>
+          <w:rtl/>
+          <w:cs/>
           <w:lang w:val="ar_AE" w:bidi="ar_AE"/>
         </w:rPr>
       </w:r>
@@ -477,28 +589,36 @@
       </w:pPr>
       <w:r>
         <w:rPr>
+          <w:rtl/>
+          <w:cs/>
           <w:lang w:val="ar_AE" w:bidi="ar_AE"/>
         </w:rPr>
         <w:t>٣ يوحنا ١: ٥</w:t>
       </w:r>
       <w:r>
         <w:rPr>
-          <w:lang w:val="ar_AE" w:bidi="ar_AE"/>
-        </w:rPr>
-      </w:r>
-    </w:p>
-    <w:p>
-      <w:pPr>
-        <w:bidi/>
-      </w:pPr>
-      <w:r>
-        <w:rPr>
+          <w:rtl/>
+          <w:cs/>
+          <w:lang w:val="ar_AE" w:bidi="ar_AE"/>
+        </w:rPr>
+      </w:r>
+    </w:p>
+    <w:p>
+      <w:pPr>
+        <w:bidi/>
+      </w:pPr>
+      <w:r>
+        <w:rPr>
+          <w:rtl/>
+          <w:cs/>
           <w:lang w:val="ar_AE" w:bidi="ar_AE"/>
         </w:rPr>
       </w:r>
       <w:r>
         <w:rPr>
           <w:b/>
+          <w:rtl/>
+          <w:cs/>
           <w:lang w:val="ar_AE" w:bidi="ar_AE"/>
         </w:rPr>
         <w:t>مَن خدَم غَايُس؟</w:t>
@@ -510,32 +630,42 @@
       </w:pPr>
       <w:r>
         <w:rPr>
-          <w:lang w:val="ar_AE" w:bidi="ar_AE"/>
-        </w:rPr>
-      </w:r>
-      <w:r>
-        <w:rPr>
+          <w:rtl/>
+          <w:cs/>
+          <w:lang w:val="ar_AE" w:bidi="ar_AE"/>
+        </w:rPr>
+      </w:r>
+      <w:r>
+        <w:rPr>
+          <w:rtl/>
+          <w:cs/>
           <w:lang w:val="ar_AE" w:bidi="ar_AE"/>
         </w:rPr>
         <w:t>خدَم غَايُس الإخوة بالرغْم من أنهم كانوا غرباء.</w:t>
       </w:r>
       <w:r>
         <w:rPr>
-          <w:lang w:val="ar_AE" w:bidi="ar_AE"/>
-        </w:rPr>
-      </w:r>
-      <w:r>
-        <w:rPr>
-          <w:lang w:val="ar_AE" w:bidi="ar_AE"/>
-        </w:rPr>
-      </w:r>
-    </w:p>
-    <w:p>
-      <w:pPr>
-        <w:bidi/>
-      </w:pPr>
-      <w:r>
-        <w:rPr>
+          <w:rtl/>
+          <w:cs/>
+          <w:lang w:val="ar_AE" w:bidi="ar_AE"/>
+        </w:rPr>
+      </w:r>
+      <w:r>
+        <w:rPr>
+          <w:rtl/>
+          <w:cs/>
+          <w:lang w:val="ar_AE" w:bidi="ar_AE"/>
+        </w:rPr>
+      </w:r>
+    </w:p>
+    <w:p>
+      <w:pPr>
+        <w:bidi/>
+      </w:pPr>
+      <w:r>
+        <w:rPr>
+          <w:rtl/>
+          <w:cs/>
           <w:lang w:val="ar_AE" w:bidi="ar_AE"/>
         </w:rPr>
       </w:r>
@@ -547,28 +677,36 @@
       </w:pPr>
       <w:r>
         <w:rPr>
+          <w:rtl/>
+          <w:cs/>
           <w:lang w:val="ar_AE" w:bidi="ar_AE"/>
         </w:rPr>
         <w:t>٣ يوحنا ١: ٦</w:t>
       </w:r>
       <w:r>
         <w:rPr>
-          <w:lang w:val="ar_AE" w:bidi="ar_AE"/>
-        </w:rPr>
-      </w:r>
-    </w:p>
-    <w:p>
-      <w:pPr>
-        <w:bidi/>
-      </w:pPr>
-      <w:r>
-        <w:rPr>
+          <w:rtl/>
+          <w:cs/>
+          <w:lang w:val="ar_AE" w:bidi="ar_AE"/>
+        </w:rPr>
+      </w:r>
+    </w:p>
+    <w:p>
+      <w:pPr>
+        <w:bidi/>
+      </w:pPr>
+      <w:r>
+        <w:rPr>
+          <w:rtl/>
+          <w:cs/>
           <w:lang w:val="ar_AE" w:bidi="ar_AE"/>
         </w:rPr>
       </w:r>
       <w:r>
         <w:rPr>
           <w:b/>
+          <w:rtl/>
+          <w:cs/>
           <w:lang w:val="ar_AE" w:bidi="ar_AE"/>
         </w:rPr>
         <w:t>كيف ينبغي لغَايُس إرسال الإخوة؟</w:t>
@@ -580,32 +718,42 @@
       </w:pPr>
       <w:r>
         <w:rPr>
-          <w:lang w:val="ar_AE" w:bidi="ar_AE"/>
-        </w:rPr>
-      </w:r>
-      <w:r>
-        <w:rPr>
+          <w:rtl/>
+          <w:cs/>
+          <w:lang w:val="ar_AE" w:bidi="ar_AE"/>
+        </w:rPr>
+      </w:r>
+      <w:r>
+        <w:rPr>
+          <w:rtl/>
+          <w:cs/>
           <w:lang w:val="ar_AE" w:bidi="ar_AE"/>
         </w:rPr>
         <w:t>عليه أنْ يرسلهم كما يحق لله.</w:t>
       </w:r>
       <w:r>
         <w:rPr>
-          <w:lang w:val="ar_AE" w:bidi="ar_AE"/>
-        </w:rPr>
-      </w:r>
-      <w:r>
-        <w:rPr>
-          <w:lang w:val="ar_AE" w:bidi="ar_AE"/>
-        </w:rPr>
-      </w:r>
-    </w:p>
-    <w:p>
-      <w:pPr>
-        <w:bidi/>
-      </w:pPr>
-      <w:r>
-        <w:rPr>
+          <w:rtl/>
+          <w:cs/>
+          <w:lang w:val="ar_AE" w:bidi="ar_AE"/>
+        </w:rPr>
+      </w:r>
+      <w:r>
+        <w:rPr>
+          <w:rtl/>
+          <w:cs/>
+          <w:lang w:val="ar_AE" w:bidi="ar_AE"/>
+        </w:rPr>
+      </w:r>
+    </w:p>
+    <w:p>
+      <w:pPr>
+        <w:bidi/>
+      </w:pPr>
+      <w:r>
+        <w:rPr>
+          <w:rtl/>
+          <w:cs/>
           <w:lang w:val="ar_AE" w:bidi="ar_AE"/>
         </w:rPr>
       </w:r>
@@ -617,28 +765,36 @@
       </w:pPr>
       <w:r>
         <w:rPr>
+          <w:rtl/>
+          <w:cs/>
           <w:lang w:val="ar_AE" w:bidi="ar_AE"/>
         </w:rPr>
         <w:t>٣ يوحَنَّا ١: ٧</w:t>
       </w:r>
       <w:r>
         <w:rPr>
-          <w:lang w:val="ar_AE" w:bidi="ar_AE"/>
-        </w:rPr>
-      </w:r>
-    </w:p>
-    <w:p>
-      <w:pPr>
-        <w:bidi/>
-      </w:pPr>
-      <w:r>
-        <w:rPr>
+          <w:rtl/>
+          <w:cs/>
+          <w:lang w:val="ar_AE" w:bidi="ar_AE"/>
+        </w:rPr>
+      </w:r>
+    </w:p>
+    <w:p>
+      <w:pPr>
+        <w:bidi/>
+      </w:pPr>
+      <w:r>
+        <w:rPr>
+          <w:rtl/>
+          <w:cs/>
           <w:lang w:val="ar_AE" w:bidi="ar_AE"/>
         </w:rPr>
       </w:r>
       <w:r>
         <w:rPr>
           <w:b/>
+          <w:rtl/>
+          <w:cs/>
           <w:lang w:val="ar_AE" w:bidi="ar_AE"/>
         </w:rPr>
         <w:t>لماذا احتاج الإخوة إلى مساعدة المؤمنين عند إرسالهم في رحلتهم؟</w:t>
@@ -650,32 +806,42 @@
       </w:pPr>
       <w:r>
         <w:rPr>
-          <w:lang w:val="ar_AE" w:bidi="ar_AE"/>
-        </w:rPr>
-      </w:r>
-      <w:r>
-        <w:rPr>
+          <w:rtl/>
+          <w:cs/>
+          <w:lang w:val="ar_AE" w:bidi="ar_AE"/>
+        </w:rPr>
+      </w:r>
+      <w:r>
+        <w:rPr>
+          <w:rtl/>
+          <w:cs/>
           <w:lang w:val="ar_AE" w:bidi="ar_AE"/>
         </w:rPr>
         <w:t>كانوا بحاجة إلى المساعدة لأنهم لم يقبلوا أي شيء من الأمم.</w:t>
       </w:r>
       <w:r>
         <w:rPr>
-          <w:lang w:val="ar_AE" w:bidi="ar_AE"/>
-        </w:rPr>
-      </w:r>
-      <w:r>
-        <w:rPr>
-          <w:lang w:val="ar_AE" w:bidi="ar_AE"/>
-        </w:rPr>
-      </w:r>
-    </w:p>
-    <w:p>
-      <w:pPr>
-        <w:bidi/>
-      </w:pPr>
-      <w:r>
-        <w:rPr>
+          <w:rtl/>
+          <w:cs/>
+          <w:lang w:val="ar_AE" w:bidi="ar_AE"/>
+        </w:rPr>
+      </w:r>
+      <w:r>
+        <w:rPr>
+          <w:rtl/>
+          <w:cs/>
+          <w:lang w:val="ar_AE" w:bidi="ar_AE"/>
+        </w:rPr>
+      </w:r>
+    </w:p>
+    <w:p>
+      <w:pPr>
+        <w:bidi/>
+      </w:pPr>
+      <w:r>
+        <w:rPr>
+          <w:rtl/>
+          <w:cs/>
           <w:lang w:val="ar_AE" w:bidi="ar_AE"/>
         </w:rPr>
       </w:r>
@@ -687,28 +853,36 @@
       </w:pPr>
       <w:r>
         <w:rPr>
+          <w:rtl/>
+          <w:cs/>
           <w:lang w:val="ar_AE" w:bidi="ar_AE"/>
         </w:rPr>
         <w:t>٣ يوحَنَّا ١: ٨</w:t>
       </w:r>
       <w:r>
         <w:rPr>
-          <w:lang w:val="ar_AE" w:bidi="ar_AE"/>
-        </w:rPr>
-      </w:r>
-    </w:p>
-    <w:p>
-      <w:pPr>
-        <w:bidi/>
-      </w:pPr>
-      <w:r>
-        <w:rPr>
+          <w:rtl/>
+          <w:cs/>
+          <w:lang w:val="ar_AE" w:bidi="ar_AE"/>
+        </w:rPr>
+      </w:r>
+    </w:p>
+    <w:p>
+      <w:pPr>
+        <w:bidi/>
+      </w:pPr>
+      <w:r>
+        <w:rPr>
+          <w:rtl/>
+          <w:cs/>
           <w:lang w:val="ar_AE" w:bidi="ar_AE"/>
         </w:rPr>
       </w:r>
       <w:r>
         <w:rPr>
           <w:b/>
+          <w:rtl/>
+          <w:cs/>
           <w:lang w:val="ar_AE" w:bidi="ar_AE"/>
         </w:rPr>
         <w:t>لماذا يقول يوحَنَّا إنه ينبغي للمؤمنين الترحيب بمثل هؤلاء الأشخاص؟</w:t>
@@ -720,32 +894,42 @@
       </w:pPr>
       <w:r>
         <w:rPr>
-          <w:lang w:val="ar_AE" w:bidi="ar_AE"/>
-        </w:rPr>
-      </w:r>
-      <w:r>
-        <w:rPr>
+          <w:rtl/>
+          <w:cs/>
+          <w:lang w:val="ar_AE" w:bidi="ar_AE"/>
+        </w:rPr>
+      </w:r>
+      <w:r>
+        <w:rPr>
+          <w:rtl/>
+          <w:cs/>
           <w:lang w:val="ar_AE" w:bidi="ar_AE"/>
         </w:rPr>
         <w:t>يقول يوحَنَّا إنه ينبغي للمؤمنين الترحيب بهم لكي يصبحوا شركاء العمَل معهم بالحق.</w:t>
       </w:r>
       <w:r>
         <w:rPr>
-          <w:lang w:val="ar_AE" w:bidi="ar_AE"/>
-        </w:rPr>
-      </w:r>
-      <w:r>
-        <w:rPr>
-          <w:lang w:val="ar_AE" w:bidi="ar_AE"/>
-        </w:rPr>
-      </w:r>
-    </w:p>
-    <w:p>
-      <w:pPr>
-        <w:bidi/>
-      </w:pPr>
-      <w:r>
-        <w:rPr>
+          <w:rtl/>
+          <w:cs/>
+          <w:lang w:val="ar_AE" w:bidi="ar_AE"/>
+        </w:rPr>
+      </w:r>
+      <w:r>
+        <w:rPr>
+          <w:rtl/>
+          <w:cs/>
+          <w:lang w:val="ar_AE" w:bidi="ar_AE"/>
+        </w:rPr>
+      </w:r>
+    </w:p>
+    <w:p>
+      <w:pPr>
+        <w:bidi/>
+      </w:pPr>
+      <w:r>
+        <w:rPr>
+          <w:rtl/>
+          <w:cs/>
           <w:lang w:val="ar_AE" w:bidi="ar_AE"/>
         </w:rPr>
       </w:r>
@@ -757,28 +941,36 @@
       </w:pPr>
       <w:r>
         <w:rPr>
+          <w:rtl/>
+          <w:cs/>
           <w:lang w:val="ar_AE" w:bidi="ar_AE"/>
         </w:rPr>
         <w:t>٣ يوحَنَّا ١: ٩</w:t>
       </w:r>
       <w:r>
         <w:rPr>
-          <w:lang w:val="ar_AE" w:bidi="ar_AE"/>
-        </w:rPr>
-      </w:r>
-    </w:p>
-    <w:p>
-      <w:pPr>
-        <w:bidi/>
-      </w:pPr>
-      <w:r>
-        <w:rPr>
+          <w:rtl/>
+          <w:cs/>
+          <w:lang w:val="ar_AE" w:bidi="ar_AE"/>
+        </w:rPr>
+      </w:r>
+    </w:p>
+    <w:p>
+      <w:pPr>
+        <w:bidi/>
+      </w:pPr>
+      <w:r>
+        <w:rPr>
+          <w:rtl/>
+          <w:cs/>
           <w:lang w:val="ar_AE" w:bidi="ar_AE"/>
         </w:rPr>
       </w:r>
       <w:r>
         <w:rPr>
           <w:b/>
+          <w:rtl/>
+          <w:cs/>
           <w:lang w:val="ar_AE" w:bidi="ar_AE"/>
         </w:rPr>
         <w:t>ماذا يحب دِيوتْرِيفِسَ؟</w:t>
@@ -790,32 +982,42 @@
       </w:pPr>
       <w:r>
         <w:rPr>
-          <w:lang w:val="ar_AE" w:bidi="ar_AE"/>
-        </w:rPr>
-      </w:r>
-      <w:r>
-        <w:rPr>
+          <w:rtl/>
+          <w:cs/>
+          <w:lang w:val="ar_AE" w:bidi="ar_AE"/>
+        </w:rPr>
+      </w:r>
+      <w:r>
+        <w:rPr>
+          <w:rtl/>
+          <w:cs/>
           <w:lang w:val="ar_AE" w:bidi="ar_AE"/>
         </w:rPr>
         <w:t>يحب دِيوتْرِيفِسَ أن يكون الأوَّل وسْط شعب كنيسته.</w:t>
       </w:r>
       <w:r>
         <w:rPr>
-          <w:lang w:val="ar_AE" w:bidi="ar_AE"/>
-        </w:rPr>
-      </w:r>
-      <w:r>
-        <w:rPr>
-          <w:lang w:val="ar_AE" w:bidi="ar_AE"/>
-        </w:rPr>
-      </w:r>
-    </w:p>
-    <w:p>
-      <w:pPr>
-        <w:bidi/>
-      </w:pPr>
-      <w:r>
-        <w:rPr>
+          <w:rtl/>
+          <w:cs/>
+          <w:lang w:val="ar_AE" w:bidi="ar_AE"/>
+        </w:rPr>
+      </w:r>
+      <w:r>
+        <w:rPr>
+          <w:rtl/>
+          <w:cs/>
+          <w:lang w:val="ar_AE" w:bidi="ar_AE"/>
+        </w:rPr>
+      </w:r>
+    </w:p>
+    <w:p>
+      <w:pPr>
+        <w:bidi/>
+      </w:pPr>
+      <w:r>
+        <w:rPr>
+          <w:rtl/>
+          <w:cs/>
           <w:lang w:val="ar_AE" w:bidi="ar_AE"/>
         </w:rPr>
       </w:r>
@@ -827,28 +1029,36 @@
       </w:pPr>
       <w:r>
         <w:rPr>
+          <w:rtl/>
+          <w:cs/>
           <w:lang w:val="ar_AE" w:bidi="ar_AE"/>
         </w:rPr>
         <w:t>٣ يوحنا ١: ٩ (#٢)</w:t>
       </w:r>
       <w:r>
         <w:rPr>
-          <w:lang w:val="ar_AE" w:bidi="ar_AE"/>
-        </w:rPr>
-      </w:r>
-    </w:p>
-    <w:p>
-      <w:pPr>
-        <w:bidi/>
-      </w:pPr>
-      <w:r>
-        <w:rPr>
+          <w:rtl/>
+          <w:cs/>
+          <w:lang w:val="ar_AE" w:bidi="ar_AE"/>
+        </w:rPr>
+      </w:r>
+    </w:p>
+    <w:p>
+      <w:pPr>
+        <w:bidi/>
+      </w:pPr>
+      <w:r>
+        <w:rPr>
+          <w:rtl/>
+          <w:cs/>
           <w:lang w:val="ar_AE" w:bidi="ar_AE"/>
         </w:rPr>
       </w:r>
       <w:r>
         <w:rPr>
           <w:b/>
+          <w:rtl/>
+          <w:cs/>
           <w:lang w:val="ar_AE" w:bidi="ar_AE"/>
         </w:rPr>
         <w:t>ما موقف دِيوتْرِيفِسَ تجاه يوحَنَّا؟</w:t>
@@ -860,32 +1070,42 @@
       </w:pPr>
       <w:r>
         <w:rPr>
-          <w:lang w:val="ar_AE" w:bidi="ar_AE"/>
-        </w:rPr>
-      </w:r>
-      <w:r>
-        <w:rPr>
+          <w:rtl/>
+          <w:cs/>
+          <w:lang w:val="ar_AE" w:bidi="ar_AE"/>
+        </w:rPr>
+      </w:r>
+      <w:r>
+        <w:rPr>
+          <w:rtl/>
+          <w:cs/>
           <w:lang w:val="ar_AE" w:bidi="ar_AE"/>
         </w:rPr>
         <w:t>دِيوتْرِيفِسَ لا يَستقبل يوحَنَّا.</w:t>
       </w:r>
       <w:r>
         <w:rPr>
-          <w:lang w:val="ar_AE" w:bidi="ar_AE"/>
-        </w:rPr>
-      </w:r>
-      <w:r>
-        <w:rPr>
-          <w:lang w:val="ar_AE" w:bidi="ar_AE"/>
-        </w:rPr>
-      </w:r>
-    </w:p>
-    <w:p>
-      <w:pPr>
-        <w:bidi/>
-      </w:pPr>
-      <w:r>
-        <w:rPr>
+          <w:rtl/>
+          <w:cs/>
+          <w:lang w:val="ar_AE" w:bidi="ar_AE"/>
+        </w:rPr>
+      </w:r>
+      <w:r>
+        <w:rPr>
+          <w:rtl/>
+          <w:cs/>
+          <w:lang w:val="ar_AE" w:bidi="ar_AE"/>
+        </w:rPr>
+      </w:r>
+    </w:p>
+    <w:p>
+      <w:pPr>
+        <w:bidi/>
+      </w:pPr>
+      <w:r>
+        <w:rPr>
+          <w:rtl/>
+          <w:cs/>
           <w:lang w:val="ar_AE" w:bidi="ar_AE"/>
         </w:rPr>
       </w:r>
@@ -897,28 +1117,36 @@
       </w:pPr>
       <w:r>
         <w:rPr>
+          <w:rtl/>
+          <w:cs/>
           <w:lang w:val="ar_AE" w:bidi="ar_AE"/>
         </w:rPr>
         <w:t>٣ يوحَنَّا ١: ١٠</w:t>
       </w:r>
       <w:r>
         <w:rPr>
-          <w:lang w:val="ar_AE" w:bidi="ar_AE"/>
-        </w:rPr>
-      </w:r>
-    </w:p>
-    <w:p>
-      <w:pPr>
-        <w:bidi/>
-      </w:pPr>
-      <w:r>
-        <w:rPr>
+          <w:rtl/>
+          <w:cs/>
+          <w:lang w:val="ar_AE" w:bidi="ar_AE"/>
+        </w:rPr>
+      </w:r>
+    </w:p>
+    <w:p>
+      <w:pPr>
+        <w:bidi/>
+      </w:pPr>
+      <w:r>
+        <w:rPr>
+          <w:rtl/>
+          <w:cs/>
           <w:lang w:val="ar_AE" w:bidi="ar_AE"/>
         </w:rPr>
       </w:r>
       <w:r>
         <w:rPr>
           <w:b/>
+          <w:rtl/>
+          <w:cs/>
           <w:lang w:val="ar_AE" w:bidi="ar_AE"/>
         </w:rPr>
         <w:t>ماذا سيفعل يوحَنَّا عندما يأتي إلى غَايُس وشعب الكنيسة؟</w:t>
@@ -930,32 +1158,42 @@
       </w:pPr>
       <w:r>
         <w:rPr>
-          <w:lang w:val="ar_AE" w:bidi="ar_AE"/>
-        </w:rPr>
-      </w:r>
-      <w:r>
-        <w:rPr>
+          <w:rtl/>
+          <w:cs/>
+          <w:lang w:val="ar_AE" w:bidi="ar_AE"/>
+        </w:rPr>
+      </w:r>
+      <w:r>
+        <w:rPr>
+          <w:rtl/>
+          <w:cs/>
           <w:lang w:val="ar_AE" w:bidi="ar_AE"/>
         </w:rPr>
         <w:t>عندما يأتي يوحَنَّا، سوف يلفت الانتباه إلى الأعمال التي يقوم بها دِيوتْرِيفِسَ.</w:t>
       </w:r>
       <w:r>
         <w:rPr>
-          <w:lang w:val="ar_AE" w:bidi="ar_AE"/>
-        </w:rPr>
-      </w:r>
-      <w:r>
-        <w:rPr>
-          <w:lang w:val="ar_AE" w:bidi="ar_AE"/>
-        </w:rPr>
-      </w:r>
-    </w:p>
-    <w:p>
-      <w:pPr>
-        <w:bidi/>
-      </w:pPr>
-      <w:r>
-        <w:rPr>
+          <w:rtl/>
+          <w:cs/>
+          <w:lang w:val="ar_AE" w:bidi="ar_AE"/>
+        </w:rPr>
+      </w:r>
+      <w:r>
+        <w:rPr>
+          <w:rtl/>
+          <w:cs/>
+          <w:lang w:val="ar_AE" w:bidi="ar_AE"/>
+        </w:rPr>
+      </w:r>
+    </w:p>
+    <w:p>
+      <w:pPr>
+        <w:bidi/>
+      </w:pPr>
+      <w:r>
+        <w:rPr>
+          <w:rtl/>
+          <w:cs/>
           <w:lang w:val="ar_AE" w:bidi="ar_AE"/>
         </w:rPr>
       </w:r>
@@ -967,28 +1205,36 @@
       </w:pPr>
       <w:r>
         <w:rPr>
+          <w:rtl/>
+          <w:cs/>
           <w:lang w:val="ar_AE" w:bidi="ar_AE"/>
         </w:rPr>
         <w:t>٣ يوحَنَّا ١: ١٠ (#٢)</w:t>
       </w:r>
       <w:r>
         <w:rPr>
-          <w:lang w:val="ar_AE" w:bidi="ar_AE"/>
-        </w:rPr>
-      </w:r>
-    </w:p>
-    <w:p>
-      <w:pPr>
-        <w:bidi/>
-      </w:pPr>
-      <w:r>
-        <w:rPr>
+          <w:rtl/>
+          <w:cs/>
+          <w:lang w:val="ar_AE" w:bidi="ar_AE"/>
+        </w:rPr>
+      </w:r>
+    </w:p>
+    <w:p>
+      <w:pPr>
+        <w:bidi/>
+      </w:pPr>
+      <w:r>
+        <w:rPr>
+          <w:rtl/>
+          <w:cs/>
           <w:lang w:val="ar_AE" w:bidi="ar_AE"/>
         </w:rPr>
       </w:r>
       <w:r>
         <w:rPr>
           <w:b/>
+          <w:rtl/>
+          <w:cs/>
           <w:lang w:val="ar_AE" w:bidi="ar_AE"/>
         </w:rPr>
         <w:t>ماذا يفعل دِيوتْرِيفِسَ مع الإخوة الذين يُرسلوا؟</w:t>
@@ -1000,32 +1246,42 @@
       </w:pPr>
       <w:r>
         <w:rPr>
-          <w:lang w:val="ar_AE" w:bidi="ar_AE"/>
-        </w:rPr>
-      </w:r>
-      <w:r>
-        <w:rPr>
+          <w:rtl/>
+          <w:cs/>
+          <w:lang w:val="ar_AE" w:bidi="ar_AE"/>
+        </w:rPr>
+      </w:r>
+      <w:r>
+        <w:rPr>
+          <w:rtl/>
+          <w:cs/>
           <w:lang w:val="ar_AE" w:bidi="ar_AE"/>
         </w:rPr>
         <w:t xml:space="preserve"> لا يستقبل ديوتريفيس هؤلاء الإخوة.</w:t>
       </w:r>
       <w:r>
         <w:rPr>
-          <w:lang w:val="ar_AE" w:bidi="ar_AE"/>
-        </w:rPr>
-      </w:r>
-      <w:r>
-        <w:rPr>
-          <w:lang w:val="ar_AE" w:bidi="ar_AE"/>
-        </w:rPr>
-      </w:r>
-    </w:p>
-    <w:p>
-      <w:pPr>
-        <w:bidi/>
-      </w:pPr>
-      <w:r>
-        <w:rPr>
+          <w:rtl/>
+          <w:cs/>
+          <w:lang w:val="ar_AE" w:bidi="ar_AE"/>
+        </w:rPr>
+      </w:r>
+      <w:r>
+        <w:rPr>
+          <w:rtl/>
+          <w:cs/>
+          <w:lang w:val="ar_AE" w:bidi="ar_AE"/>
+        </w:rPr>
+      </w:r>
+    </w:p>
+    <w:p>
+      <w:pPr>
+        <w:bidi/>
+      </w:pPr>
+      <w:r>
+        <w:rPr>
+          <w:rtl/>
+          <w:cs/>
           <w:lang w:val="ar_AE" w:bidi="ar_AE"/>
         </w:rPr>
       </w:r>
@@ -1037,28 +1293,36 @@
       </w:pPr>
       <w:r>
         <w:rPr>
+          <w:rtl/>
+          <w:cs/>
           <w:lang w:val="ar_AE" w:bidi="ar_AE"/>
         </w:rPr>
         <w:t>٣ يوحَنَّا ١: ١٠ (#٣)</w:t>
       </w:r>
       <w:r>
         <w:rPr>
-          <w:lang w:val="ar_AE" w:bidi="ar_AE"/>
-        </w:rPr>
-      </w:r>
-    </w:p>
-    <w:p>
-      <w:pPr>
-        <w:bidi/>
-      </w:pPr>
-      <w:r>
-        <w:rPr>
+          <w:rtl/>
+          <w:cs/>
+          <w:lang w:val="ar_AE" w:bidi="ar_AE"/>
+        </w:rPr>
+      </w:r>
+    </w:p>
+    <w:p>
+      <w:pPr>
+        <w:bidi/>
+      </w:pPr>
+      <w:r>
+        <w:rPr>
+          <w:rtl/>
+          <w:cs/>
           <w:lang w:val="ar_AE" w:bidi="ar_AE"/>
         </w:rPr>
       </w:r>
       <w:r>
         <w:rPr>
           <w:b/>
+          <w:rtl/>
+          <w:cs/>
           <w:lang w:val="ar_AE" w:bidi="ar_AE"/>
         </w:rPr>
         <w:t>ماذا يفعل دِيوتْرِيفِسَ مع الذين يرغبون في استقبال هؤلاء الإخوة؟</w:t>
@@ -1070,32 +1334,42 @@
       </w:pPr>
       <w:r>
         <w:rPr>
-          <w:lang w:val="ar_AE" w:bidi="ar_AE"/>
-        </w:rPr>
-      </w:r>
-      <w:r>
-        <w:rPr>
+          <w:rtl/>
+          <w:cs/>
+          <w:lang w:val="ar_AE" w:bidi="ar_AE"/>
+        </w:rPr>
+      </w:r>
+      <w:r>
+        <w:rPr>
+          <w:rtl/>
+          <w:cs/>
           <w:lang w:val="ar_AE" w:bidi="ar_AE"/>
         </w:rPr>
         <w:t>يمنعهم دِيوتْرِيفِسَ من استقبال الإخوة ويخرج هؤلاء الإخوة من الكنيسة.</w:t>
       </w:r>
       <w:r>
         <w:rPr>
-          <w:lang w:val="ar_AE" w:bidi="ar_AE"/>
-        </w:rPr>
-      </w:r>
-      <w:r>
-        <w:rPr>
-          <w:lang w:val="ar_AE" w:bidi="ar_AE"/>
-        </w:rPr>
-      </w:r>
-    </w:p>
-    <w:p>
-      <w:pPr>
-        <w:bidi/>
-      </w:pPr>
-      <w:r>
-        <w:rPr>
+          <w:rtl/>
+          <w:cs/>
+          <w:lang w:val="ar_AE" w:bidi="ar_AE"/>
+        </w:rPr>
+      </w:r>
+      <w:r>
+        <w:rPr>
+          <w:rtl/>
+          <w:cs/>
+          <w:lang w:val="ar_AE" w:bidi="ar_AE"/>
+        </w:rPr>
+      </w:r>
+    </w:p>
+    <w:p>
+      <w:pPr>
+        <w:bidi/>
+      </w:pPr>
+      <w:r>
+        <w:rPr>
+          <w:rtl/>
+          <w:cs/>
           <w:lang w:val="ar_AE" w:bidi="ar_AE"/>
         </w:rPr>
       </w:r>
@@ -1107,28 +1381,36 @@
       </w:pPr>
       <w:r>
         <w:rPr>
+          <w:rtl/>
+          <w:cs/>
           <w:lang w:val="ar_AE" w:bidi="ar_AE"/>
         </w:rPr>
         <w:t>3 يوحنا 1: 11</w:t>
       </w:r>
       <w:r>
         <w:rPr>
-          <w:lang w:val="ar_AE" w:bidi="ar_AE"/>
-        </w:rPr>
-      </w:r>
-    </w:p>
-    <w:p>
-      <w:pPr>
-        <w:bidi/>
-      </w:pPr>
-      <w:r>
-        <w:rPr>
+          <w:rtl/>
+          <w:cs/>
+          <w:lang w:val="ar_AE" w:bidi="ar_AE"/>
+        </w:rPr>
+      </w:r>
+    </w:p>
+    <w:p>
+      <w:pPr>
+        <w:bidi/>
+      </w:pPr>
+      <w:r>
+        <w:rPr>
+          <w:rtl/>
+          <w:cs/>
           <w:lang w:val="ar_AE" w:bidi="ar_AE"/>
         </w:rPr>
       </w:r>
       <w:r>
         <w:rPr>
           <w:b/>
+          <w:rtl/>
+          <w:cs/>
           <w:lang w:val="ar_AE" w:bidi="ar_AE"/>
         </w:rPr>
         <w:t>بِمَاذا يخبر يوحَنَّا غَايُس أن يتمثَّل؟</w:t>
@@ -1140,32 +1422,42 @@
       </w:pPr>
       <w:r>
         <w:rPr>
-          <w:lang w:val="ar_AE" w:bidi="ar_AE"/>
-        </w:rPr>
-      </w:r>
-      <w:r>
-        <w:rPr>
+          <w:rtl/>
+          <w:cs/>
+          <w:lang w:val="ar_AE" w:bidi="ar_AE"/>
+        </w:rPr>
+      </w:r>
+      <w:r>
+        <w:rPr>
+          <w:rtl/>
+          <w:cs/>
           <w:lang w:val="ar_AE" w:bidi="ar_AE"/>
         </w:rPr>
         <w:t>يُخبر يوحَنَّا غَايُس أنْ يتمثَّل بما هو صالِح.</w:t>
       </w:r>
       <w:r>
         <w:rPr>
-          <w:lang w:val="ar_AE" w:bidi="ar_AE"/>
-        </w:rPr>
-      </w:r>
-      <w:r>
-        <w:rPr>
-          <w:lang w:val="ar_AE" w:bidi="ar_AE"/>
-        </w:rPr>
-      </w:r>
-    </w:p>
-    <w:p>
-      <w:pPr>
-        <w:bidi/>
-      </w:pPr>
-      <w:r>
-        <w:rPr>
+          <w:rtl/>
+          <w:cs/>
+          <w:lang w:val="ar_AE" w:bidi="ar_AE"/>
+        </w:rPr>
+      </w:r>
+      <w:r>
+        <w:rPr>
+          <w:rtl/>
+          <w:cs/>
+          <w:lang w:val="ar_AE" w:bidi="ar_AE"/>
+        </w:rPr>
+      </w:r>
+    </w:p>
+    <w:p>
+      <w:pPr>
+        <w:bidi/>
+      </w:pPr>
+      <w:r>
+        <w:rPr>
+          <w:rtl/>
+          <w:cs/>
           <w:lang w:val="ar_AE" w:bidi="ar_AE"/>
         </w:rPr>
       </w:r>
@@ -1177,28 +1469,36 @@
       </w:pPr>
       <w:r>
         <w:rPr>
+          <w:rtl/>
+          <w:cs/>
           <w:lang w:val="ar_AE" w:bidi="ar_AE"/>
         </w:rPr>
         <w:t>٣ يوحَنَّا ١: ١٤</w:t>
       </w:r>
       <w:r>
         <w:rPr>
-          <w:lang w:val="ar_AE" w:bidi="ar_AE"/>
-        </w:rPr>
-      </w:r>
-    </w:p>
-    <w:p>
-      <w:pPr>
-        <w:bidi/>
-      </w:pPr>
-      <w:r>
-        <w:rPr>
+          <w:rtl/>
+          <w:cs/>
+          <w:lang w:val="ar_AE" w:bidi="ar_AE"/>
+        </w:rPr>
+      </w:r>
+    </w:p>
+    <w:p>
+      <w:pPr>
+        <w:bidi/>
+      </w:pPr>
+      <w:r>
+        <w:rPr>
+          <w:rtl/>
+          <w:cs/>
           <w:lang w:val="ar_AE" w:bidi="ar_AE"/>
         </w:rPr>
       </w:r>
       <w:r>
         <w:rPr>
           <w:b/>
+          <w:rtl/>
+          <w:cs/>
           <w:lang w:val="ar_AE" w:bidi="ar_AE"/>
         </w:rPr>
         <w:t>ماذا يتوقع يوحَنَّا أن يفعل في المستقبل؟</w:t>
@@ -1210,22 +1510,30 @@
       </w:pPr>
       <w:r>
         <w:rPr>
-          <w:lang w:val="ar_AE" w:bidi="ar_AE"/>
-        </w:rPr>
-      </w:r>
-      <w:r>
-        <w:rPr>
+          <w:rtl/>
+          <w:cs/>
+          <w:lang w:val="ar_AE" w:bidi="ar_AE"/>
+        </w:rPr>
+      </w:r>
+      <w:r>
+        <w:rPr>
+          <w:rtl/>
+          <w:cs/>
           <w:lang w:val="ar_AE" w:bidi="ar_AE"/>
         </w:rPr>
         <w:t>يتوقع يوحَنَّا أنْ يأتي ويتحدَّث مع غَايُس شخصيًا.</w:t>
       </w:r>
       <w:r>
         <w:rPr>
-          <w:lang w:val="ar_AE" w:bidi="ar_AE"/>
-        </w:rPr>
-      </w:r>
-      <w:r>
-        <w:rPr>
+          <w:rtl/>
+          <w:cs/>
+          <w:lang w:val="ar_AE" w:bidi="ar_AE"/>
+        </w:rPr>
+      </w:r>
+      <w:r>
+        <w:rPr>
+          <w:rtl/>
+          <w:cs/>
           <w:lang w:val="ar_AE" w:bidi="ar_AE"/>
         </w:rPr>
       </w:r>
